--- a/speech/答辩文稿.docx
+++ b/speech/答辩文稿.docx
@@ -76,9 +76,9 @@
       <w:pPr>
         <w:pStyle w:val="Heading2"/>
       </w:pPr>
-      <w:bookmarkStart w:id="22" w:name="一研究背景与动机第-37-页约-2.5-分钟"/>
-      <w:r>
-        <w:t xml:space="preserve">一、研究背景与动机（第 3–7 页，约 2.5 分钟）</w:t>
+      <w:bookmarkStart w:id="22" w:name="一研究背景与动机第-47-页约-2.5-分钟"/>
+      <w:r>
+        <w:t xml:space="preserve">一、研究背景与动机（第 4–7 页，约 2.5 分钟）</w:t>
       </w:r>
       <w:bookmarkEnd w:id="22"/>
     </w:p>
@@ -266,9 +266,9 @@
       <w:pPr>
         <w:pStyle w:val="Heading2"/>
       </w:pPr>
-      <w:bookmarkStart w:id="23" w:name="二研究问题与挑战第-89-页约-1.5-分钟"/>
-      <w:r>
-        <w:t xml:space="preserve">二、研究问题与挑战（第 8–9 页，约 1.5 分钟）</w:t>
+      <w:bookmarkStart w:id="23" w:name="二研究问题与挑战第-910-页约-1.5-分钟"/>
+      <w:r>
+        <w:t xml:space="preserve">二、研究问题与挑战（第 9–10 页，约 1.5 分钟）</w:t>
       </w:r>
       <w:bookmarkEnd w:id="23"/>
     </w:p>
@@ -634,9 +634,9 @@
       <w:pPr>
         <w:pStyle w:val="Heading2"/>
       </w:pPr>
-      <w:bookmarkStart w:id="26" w:name="五技术路线防御演化闭环第-2022-页约-2-分钟"/>
-      <w:r>
-        <w:t xml:space="preserve">五、技术路线:防御演化闭环（第 20–22 页，约 2 分钟）</w:t>
+      <w:bookmarkStart w:id="26" w:name="五技术路线防御演化闭环第-2023-页约-2-分钟"/>
+      <w:r>
+        <w:t xml:space="preserve">五、技术路线:防御演化闭环（第 20–23 页，约 2 分钟）</w:t>
       </w:r>
       <w:bookmarkEnd w:id="26"/>
     </w:p>
@@ -836,10 +836,10 @@
         <w:rPr>
           <w:b/>
         </w:rPr>
-        <w:t xml:space="preserve">未知攻击留出集</w:t>
-      </w:r>
-      <w:r>
-        <w:t xml:space="preserve">;评测时主要看四件事——第一,对已知攻击的检出率和误报率;第二,对留出的未知攻击,在没有人工补丁介入的情况下,防御覆盖随着迭代轮次怎么提升,这衡量的就是</w:t>
+        <w:t xml:space="preserve">预留的未知攻击</w:t>
+      </w:r>
+      <w:r>
+        <w:t xml:space="preserve">;评测时主要看四件事——第一,对已知攻击的检出率和误报率;第二,对预留的未知攻击,在没有人工补丁介入的情况下,防御覆盖随着迭代轮次怎么提升,这衡量的就是</w:t>
       </w:r>
       <w:r>
         <w:t xml:space="preserve">“</w:t>
@@ -926,7 +926,7 @@
         <w:t xml:space="preserve">“</w:t>
       </w:r>
       <w:r>
-        <w:t xml:space="preserve">未知攻击留出集</w:t>
+        <w:t xml:space="preserve">预留的未知攻击</w:t>
       </w:r>
       <w:r>
         <w:t xml:space="preserve">”</w:t>
@@ -939,9 +939,9 @@
       <w:pPr>
         <w:pStyle w:val="Heading2"/>
       </w:pPr>
-      <w:bookmarkStart w:id="28" w:name="七工作计划与预期成果第-2628-页约-1-分钟"/>
-      <w:r>
-        <w:t xml:space="preserve">七、工作计划与预期成果（第 26–28 页，约 1 分钟）</w:t>
+      <w:bookmarkStart w:id="28" w:name="七工作计划与预期成果第-2629-页约-1-分钟"/>
+      <w:r>
+        <w:t xml:space="preserve">七、工作计划与预期成果（第 26–29 页，约 1 分钟）</w:t>
       </w:r>
       <w:bookmarkEnd w:id="28"/>
     </w:p>
@@ -1092,19 +1092,40 @@
         <w:t xml:space="preserve"> </w:t>
       </w:r>
       <w:r>
-        <w:t xml:space="preserve">构建含</w:t>
-      </w:r>
-      <w:r>
-        <w:t xml:space="preserve">“</w:t>
-      </w:r>
-      <w:r>
-        <w:t xml:space="preserve">未知攻击留出集</w:t>
-      </w:r>
-      <w:r>
-        <w:t xml:space="preserve">”</w:t>
-      </w:r>
-      <w:r>
-        <w:t xml:space="preserve">的攻防靶场:用一部分攻击作训练种子,留出另一部分作为未知攻击;在攻防协同演化中,度量系统在无人工补丁介入下,对留出攻击的防御覆盖随迭代的提升,同时报告误报率与性能开销。</w:t>
+        <w:t xml:space="preserve">做法是:把攻击集分成两部分——一部分作</w:t>
+      </w:r>
+      <w:r>
+        <w:t xml:space="preserve">“</w:t>
+      </w:r>
+      <w:r>
+        <w:t xml:space="preserve">训练种子</w:t>
+      </w:r>
+      <w:r>
+        <w:t xml:space="preserve">”</w:t>
+      </w:r>
+      <w:r>
+        <w:t xml:space="preserve">,让系统在自我迭代中使用;另一部分</w:t>
+      </w:r>
+      <w:r>
+        <w:rPr>
+          <w:b/>
+        </w:rPr>
+        <w:t xml:space="preserve">预先留出、整个迭代过程都不让系统接触</w:t>
+      </w:r>
+      <w:r>
+        <w:t xml:space="preserve">,当作</w:t>
+      </w:r>
+      <w:r>
+        <w:t xml:space="preserve">“</w:t>
+      </w:r>
+      <w:r>
+        <w:t xml:space="preserve">没见过的新攻击</w:t>
+      </w:r>
+      <w:r>
+        <w:t xml:space="preserve">”</w:t>
+      </w:r>
+      <w:r>
+        <w:t xml:space="preserve">。评测时度量系统在无人工补丁介入下、对这批未见攻击的防御覆盖随迭代怎么提升,同时报告误报率与性能开销。</w:t>
       </w:r>
     </w:p>
     <w:p>

--- a/speech/答辩文稿.docx
+++ b/speech/答辩文稿.docx
@@ -323,7 +323,7 @@
         <w:pStyle w:val="BodyText"/>
       </w:pPr>
       <w:r>
-        <w:t xml:space="preserve">要实现这个目标,有四项关键挑战。第一是</w:t>
+        <w:t xml:space="preserve">要实现这个目标,有三项关键的工程挑战。第一是</w:t>
       </w:r>
       <w:r>
         <w:rPr>
@@ -338,7 +338,7 @@
         <w:t xml:space="preserve">“</w:t>
       </w:r>
       <w:r>
-        <w:t xml:space="preserve">先验证安全、再部署</w:t>
+        <w:t xml:space="preserve">先验证安全、再上线,出错能回滚</w:t>
       </w:r>
       <w:r>
         <w:t xml:space="preserve">”</w:t>
@@ -350,19 +350,10 @@
         <w:rPr>
           <w:b/>
         </w:rPr>
-        <w:t xml:space="preserve">探索的高效性</w:t>
-      </w:r>
-      <w:r>
-        <w:t xml:space="preserve">:协议状态空间巨大,而且充满噪声,如何高效地发现真正有价值的攻击面,而不是无效扰动。第三是</w:t>
-      </w:r>
-      <w:r>
-        <w:rPr>
-          <w:b/>
-        </w:rPr>
-        <w:t xml:space="preserve">非梯度演化的收敛性</w:t>
-      </w:r>
-      <w:r>
-        <w:t xml:space="preserve">:防御以代码为载体演化,如何保证它单调进化、不腐化、不回退,也就是不出现灾难性遗忘。第四是</w:t>
+        <w:t xml:space="preserve">生成质量</w:t>
+      </w:r>
+      <w:r>
+        <w:t xml:space="preserve">:智能体写出来的 eBPF,得真能编译通过、通过内核 verifier,而且确实拦得住攻击、又不误杀——这直接决定系统能不能用。第三是</w:t>
       </w:r>
       <w:r>
         <w:rPr>
@@ -371,19 +362,7 @@
         <w:t xml:space="preserve">评测</w:t>
       </w:r>
       <w:r>
-        <w:t xml:space="preserve">:如何科学地、可复现地量化系统对</w:t>
-      </w:r>
-      <w:r>
-        <w:t xml:space="preserve">“</w:t>
-      </w:r>
-      <w:r>
-        <w:t xml:space="preserve">未知攻击</w:t>
-      </w:r>
-      <w:r>
-        <w:t xml:space="preserve">”</w:t>
-      </w:r>
-      <w:r>
-        <w:t xml:space="preserve">的自主防御能力。</w:t>
+        <w:t xml:space="preserve">:怎么证明它真的有用——不光要防住见过的攻击,对没见过的新攻击也要能防,而且开销得在可接受范围内。</w:t>
       </w:r>
     </w:p>
     <w:p>
@@ -547,52 +526,58 @@
         <w:pStyle w:val="BodyText"/>
       </w:pPr>
       <w:r>
-        <w:t xml:space="preserve">围绕这个范式,我规划了四项研究内容。</w:t>
-      </w:r>
-      <w:r>
-        <w:rPr>
-          <w:b/>
-        </w:rPr>
-        <w:t xml:space="preserve">第一</w:t>
-      </w:r>
-      <w:r>
-        <w:t xml:space="preserve">,是范式的形式化、系统框架,以及一套面向本任务的</w:t>
-      </w:r>
-      <w:r>
-        <w:rPr>
-          <w:b/>
-        </w:rPr>
-        <w:t xml:space="preserve">专用编码智能体 harness</w:t>
-      </w:r>
-      <w:r>
-        <w:t xml:space="preserve">。我会把 eBPF 的代码生成与编译、verifier 反馈的解析、内核沙箱、攻防靶场、防御档案这些领域能力,封装成智能体可调用的工具和反馈接口。这一点很关键:像 Claude Code、Cursor 这样的通用智能体,并不内置内核安全所需的领域工具;所以与其直接调用通用智能体,不如把这些能力专门化,做成一套专用 harness。</w:t>
-      </w:r>
-      <w:r>
-        <w:rPr>
-          <w:b/>
-        </w:rPr>
-        <w:t xml:space="preserve">第二</w:t>
-      </w:r>
-      <w:r>
-        <w:t xml:space="preserve">,是新颖性与覆盖度引导的攻击面探索。</w:t>
-      </w:r>
-      <w:r>
-        <w:rPr>
-          <w:b/>
-        </w:rPr>
-        <w:t xml:space="preserve">第三</w:t>
-      </w:r>
-      <w:r>
-        <w:t xml:space="preserve">,是大模型进化式的 eBPF 合成与可信加载闭环。</w:t>
-      </w:r>
-      <w:r>
-        <w:rPr>
-          <w:b/>
-        </w:rPr>
-        <w:t xml:space="preserve">第四</w:t>
-      </w:r>
-      <w:r>
-        <w:t xml:space="preserve">,是多样化防御库的维护,以及攻防协同演化的评测。</w:t>
+        <w:t xml:space="preserve">围绕这个思路,我把研究内容落成三块、都尽量贴着系统来做。</w:t>
+      </w:r>
+      <w:r>
+        <w:rPr>
+          <w:b/>
+        </w:rPr>
+        <w:t xml:space="preserve">第一块</w:t>
+      </w:r>
+      <w:r>
+        <w:t xml:space="preserve">是把系统搭起来:在课题组开源的 PacketScope/Guarder 基础上,做一套让智能体能够</w:t>
+      </w:r>
+      <w:r>
+        <w:t xml:space="preserve">“</w:t>
+      </w:r>
+      <w:r>
+        <w:t xml:space="preserve">生成 eBPF、编译、过 verifier、在沙箱里测、加载、再读运行时遥测</w:t>
+      </w:r>
+      <w:r>
+        <w:t xml:space="preserve">”</w:t>
+      </w:r>
+      <w:r>
+        <w:t xml:space="preserve">的工具链和自动闭环,也就是给智能体配一套专用 harness。</w:t>
+      </w:r>
+      <w:r>
+        <w:rPr>
+          <w:b/>
+        </w:rPr>
+        <w:t xml:space="preserve">第二块</w:t>
+      </w:r>
+      <w:r>
+        <w:t xml:space="preserve">是让智能体真能写出</w:t>
+      </w:r>
+      <w:r>
+        <w:t xml:space="preserve">“</w:t>
+      </w:r>
+      <w:r>
+        <w:t xml:space="preserve">能用且安全</w:t>
+      </w:r>
+      <w:r>
+        <w:t xml:space="preserve">”</w:t>
+      </w:r>
+      <w:r>
+        <w:t xml:space="preserve">的 eBPF:解决生成质量(编得过、过 verifier、不误杀)和运行安全(出错能自动回滚),这是系统能跑起来的关键。</w:t>
+      </w:r>
+      <w:r>
+        <w:rPr>
+          <w:b/>
+        </w:rPr>
+        <w:t xml:space="preserve">第三块</w:t>
+      </w:r>
+      <w:r>
+        <w:t xml:space="preserve">是在真实协议攻击上做防御和评测:用 PMTUD、NAT、IPID 这些真实攻击搭靶场,让系统自动生成防御,然后测检出率、误报率、性能开销,跟人工规则和现有工具比。</w:t>
       </w:r>
     </w:p>
     <w:p>
@@ -869,70 +854,46 @@
         <w:pStyle w:val="FirstParagraph"/>
       </w:pPr>
       <w:r>
-        <w:t xml:space="preserve">本文的创新点可以归纳为三点。第一是</w:t>
-      </w:r>
-      <w:r>
-        <w:rPr>
-          <w:b/>
-        </w:rPr>
-        <w:t xml:space="preserve">范式</w:t>
-      </w:r>
-      <w:r>
-        <w:t xml:space="preserve">:让编码智能体持续维护与演化内核防御代码,把防御能力沉淀为</w:t>
-      </w:r>
-      <w:r>
-        <w:t xml:space="preserve">“</w:t>
-      </w:r>
-      <w:r>
-        <w:t xml:space="preserve">可验证的代码</w:t>
-      </w:r>
-      <w:r>
-        <w:t xml:space="preserve">”</w:t>
-      </w:r>
-      <w:r>
-        <w:t xml:space="preserve">、而不是模型权重,这就是</w:t>
-      </w:r>
-      <w:r>
-        <w:t xml:space="preserve">“</w:t>
-      </w:r>
-      <w:r>
-        <w:t xml:space="preserve">防御演化</w:t>
-      </w:r>
-      <w:r>
-        <w:t xml:space="preserve">”</w:t>
-      </w:r>
-      <w:r>
-        <w:t xml:space="preserve">。第二是</w:t>
-      </w:r>
-      <w:r>
-        <w:rPr>
-          <w:b/>
-        </w:rPr>
-        <w:t xml:space="preserve">专用 harness</w:t>
-      </w:r>
-      <w:r>
-        <w:t xml:space="preserve">:为内核 eBPF 防御构建一套领域专用的智能体 harness,把领域工具和反馈闭环固化下来,而不是直接套用 Claude Code、Cursor 这样的通用智能体。第三是</w:t>
-      </w:r>
-      <w:r>
-        <w:rPr>
-          <w:b/>
-        </w:rPr>
-        <w:t xml:space="preserve">攻防协同演化的评测基准</w:t>
-      </w:r>
-      <w:r>
-        <w:t xml:space="preserve">:构建一个含</w:t>
-      </w:r>
-      <w:r>
-        <w:t xml:space="preserve">“</w:t>
-      </w:r>
-      <w:r>
-        <w:t xml:space="preserve">预留的未知攻击</w:t>
-      </w:r>
-      <w:r>
-        <w:t xml:space="preserve">”</w:t>
-      </w:r>
-      <w:r>
-        <w:t xml:space="preserve">的评测,量化系统对已知和未知攻击的防御效果、误报和开销。</w:t>
+        <w:t xml:space="preserve">本文的工作重点,或者说预期贡献,可以归纳为三点。第一,是</w:t>
+      </w:r>
+      <w:r>
+        <w:rPr>
+          <w:b/>
+        </w:rPr>
+        <w:t xml:space="preserve">一套真正能跑起来的系统</w:t>
+      </w:r>
+      <w:r>
+        <w:t xml:space="preserve">,而不是停在设想——在 PacketScope/Guarder 上落地,让编码智能体自动维护一套内核 eBPF 防御,可以演示、可以复现。第二,是</w:t>
+      </w:r>
+      <w:r>
+        <w:rPr>
+          <w:b/>
+        </w:rPr>
+        <w:t xml:space="preserve">一条让智能体写内核代码的可靠流水线</w:t>
+      </w:r>
+      <w:r>
+        <w:t xml:space="preserve">:生成、编译、过 verifier、沙箱、加载、出错回滚,保证</w:t>
+      </w:r>
+      <w:r>
+        <w:t xml:space="preserve">“</w:t>
+      </w:r>
+      <w:r>
+        <w:t xml:space="preserve">AI 写的 eBPF</w:t>
+      </w:r>
+      <w:r>
+        <w:t xml:space="preserve">”</w:t>
+      </w:r>
+      <w:r>
+        <w:t xml:space="preserve">能用、而且不会把内核搞挂——这里 verifier、沙箱这些本来就是现成的基础设施,我的工作是把它们和智能体闭环组织起来。第三,是</w:t>
+      </w:r>
+      <w:r>
+        <w:rPr>
+          <w:b/>
+        </w:rPr>
+        <w:t xml:space="preserve">一个面向真实协议攻击的防御评测靶场</w:t>
+      </w:r>
+      <w:r>
+        <w:t xml:space="preserve">:用 PMTUD、NAT、IPID 等真实攻击,给出检出率、误报、开销,并和人工规则、现有工具对比。</w:t>
       </w:r>
     </w:p>
     <w:p>

--- a/speech/答辩文稿.docx
+++ b/speech/答辩文稿.docx
@@ -323,7 +323,7 @@
         <w:pStyle w:val="BodyText"/>
       </w:pPr>
       <w:r>
-        <w:t xml:space="preserve">要实现这个目标,有三项关键的工程挑战。第一是</w:t>
+        <w:t xml:space="preserve">要实现这个目标,主要有三项工程上的挑战。第一是</w:t>
       </w:r>
       <w:r>
         <w:rPr>
@@ -332,13 +332,13 @@
         <w:t xml:space="preserve">可靠性</w:t>
       </w:r>
       <w:r>
-        <w:t xml:space="preserve">:智能体写的内核代码一旦有缺陷,可能直接断网,或者误杀正常流量,所以必须做到</w:t>
-      </w:r>
-      <w:r>
-        <w:t xml:space="preserve">“</w:t>
-      </w:r>
-      <w:r>
-        <w:t xml:space="preserve">先验证安全、再上线,出错能回滚</w:t>
+        <w:t xml:space="preserve">:智能体生成的内核代码一旦存在缺陷,可能导致网络中断,或误伤正常流量,因此必须做到</w:t>
+      </w:r>
+      <w:r>
+        <w:t xml:space="preserve">“</w:t>
+      </w:r>
+      <w:r>
+        <w:t xml:space="preserve">先验证安全、再上线,异常可回滚</w:t>
       </w:r>
       <w:r>
         <w:t xml:space="preserve">”</w:t>
@@ -353,7 +353,7 @@
         <w:t xml:space="preserve">生成质量</w:t>
       </w:r>
       <w:r>
-        <w:t xml:space="preserve">:智能体写出来的 eBPF,得真能编译通过、通过内核 verifier,而且确实拦得住攻击、又不误杀——这直接决定系统能不能用。第三是</w:t>
+        <w:t xml:space="preserve">:智能体生成的 eBPF 必须能够编译通过、通过内核 verifier,并且确实拦截攻击而不误伤正常流量——这直接决定系统是否可用。第三是</w:t>
       </w:r>
       <w:r>
         <w:rPr>
@@ -362,7 +362,7 @@
         <w:t xml:space="preserve">评测</w:t>
       </w:r>
       <w:r>
-        <w:t xml:space="preserve">:怎么证明它真的有用——不光要防住见过的攻击,对没见过的新攻击也要能防,而且开销得在可接受范围内。</w:t>
+        <w:t xml:space="preserve">:如何验证系统确有成效——不仅对已知攻击有效,对未知的新攻击亦能防御,且性能开销在可接受范围内。</w:t>
       </w:r>
     </w:p>
     <w:p>
@@ -526,58 +526,58 @@
         <w:pStyle w:val="BodyText"/>
       </w:pPr>
       <w:r>
-        <w:t xml:space="preserve">围绕这个思路,我把研究内容落成三块、都尽量贴着系统来做。</w:t>
-      </w:r>
-      <w:r>
-        <w:rPr>
-          <w:b/>
-        </w:rPr>
-        <w:t xml:space="preserve">第一块</w:t>
-      </w:r>
-      <w:r>
-        <w:t xml:space="preserve">是把系统搭起来:在课题组开源的 PacketScope/Guarder 基础上,做一套让智能体能够</w:t>
-      </w:r>
-      <w:r>
-        <w:t xml:space="preserve">“</w:t>
-      </w:r>
-      <w:r>
-        <w:t xml:space="preserve">生成 eBPF、编译、过 verifier、在沙箱里测、加载、再读运行时遥测</w:t>
-      </w:r>
-      <w:r>
-        <w:t xml:space="preserve">”</w:t>
-      </w:r>
-      <w:r>
-        <w:t xml:space="preserve">的工具链和自动闭环,也就是给智能体配一套专用 harness。</w:t>
-      </w:r>
-      <w:r>
-        <w:rPr>
-          <w:b/>
-        </w:rPr>
-        <w:t xml:space="preserve">第二块</w:t>
-      </w:r>
-      <w:r>
-        <w:t xml:space="preserve">是让智能体真能写出</w:t>
-      </w:r>
-      <w:r>
-        <w:t xml:space="preserve">“</w:t>
-      </w:r>
-      <w:r>
-        <w:t xml:space="preserve">能用且安全</w:t>
-      </w:r>
-      <w:r>
-        <w:t xml:space="preserve">”</w:t>
-      </w:r>
-      <w:r>
-        <w:t xml:space="preserve">的 eBPF:解决生成质量(编得过、过 verifier、不误杀)和运行安全(出错能自动回滚),这是系统能跑起来的关键。</w:t>
-      </w:r>
-      <w:r>
-        <w:rPr>
-          <w:b/>
-        </w:rPr>
-        <w:t xml:space="preserve">第三块</w:t>
-      </w:r>
-      <w:r>
-        <w:t xml:space="preserve">是在真实协议攻击上做防御和评测:用 PMTUD、NAT、IPID 这些真实攻击搭靶场,让系统自动生成防御,然后测检出率、误报率、性能开销,跟人工规则和现有工具比。</w:t>
+        <w:t xml:space="preserve">本文的研究内容分为三部分,均围绕系统实现展开。</w:t>
+      </w:r>
+      <w:r>
+        <w:rPr>
+          <w:b/>
+        </w:rPr>
+        <w:t xml:space="preserve">第一部分</w:t>
+      </w:r>
+      <w:r>
+        <w:t xml:space="preserve">是系统构建:在课题组开源的 PacketScope/Guarder 基础上,构建一套使智能体能够完成</w:t>
+      </w:r>
+      <w:r>
+        <w:t xml:space="preserve">“</w:t>
+      </w:r>
+      <w:r>
+        <w:t xml:space="preserve">生成 eBPF、编译、通过 verifier、沙箱测试、加载、读取运行时遥测</w:t>
+      </w:r>
+      <w:r>
+        <w:t xml:space="preserve">”</w:t>
+      </w:r>
+      <w:r>
+        <w:t xml:space="preserve">的工具链与自动化闭环,也就是为智能体设计一套专用 harness。</w:t>
+      </w:r>
+      <w:r>
+        <w:rPr>
+          <w:b/>
+        </w:rPr>
+        <w:t xml:space="preserve">第二部分</w:t>
+      </w:r>
+      <w:r>
+        <w:t xml:space="preserve">是让智能体生成</w:t>
+      </w:r>
+      <w:r>
+        <w:t xml:space="preserve">“</w:t>
+      </w:r>
+      <w:r>
+        <w:t xml:space="preserve">可用且安全</w:t>
+      </w:r>
+      <w:r>
+        <w:t xml:space="preserve">”</w:t>
+      </w:r>
+      <w:r>
+        <w:t xml:space="preserve">的 eBPF:解决生成质量(可编译、通过 verifier、不误伤正常流量)与运行安全(异常时自动回滚),这是系统得以运行的关键。</w:t>
+      </w:r>
+      <w:r>
+        <w:rPr>
+          <w:b/>
+        </w:rPr>
+        <w:t xml:space="preserve">第三部分</w:t>
+      </w:r>
+      <w:r>
+        <w:t xml:space="preserve">是面向真实协议攻击的防御与评测:以 PMTUD、NAT、IPID 等真实攻击构建攻防靶场,由系统自动生成防御,进而度量检测率、误报率与性能开销,并与人工规则及现有工具对比。</w:t>
       </w:r>
     </w:p>
     <w:p>
@@ -782,13 +782,13 @@
         <w:pStyle w:val="BodyText"/>
       </w:pPr>
       <w:r>
-        <w:t xml:space="preserve">最后说一下</w:t>
-      </w:r>
-      <w:r>
-        <w:rPr>
-          <w:b/>
-        </w:rPr>
-        <w:t xml:space="preserve">怎么评测</w:t>
+        <w:t xml:space="preserve">最后说明</w:t>
+      </w:r>
+      <w:r>
+        <w:rPr>
+          <w:b/>
+        </w:rPr>
+        <w:t xml:space="preserve">评测方法</w:t>
       </w:r>
       <w:r>
         <w:t xml:space="preserve">,因为这是衡量</w:t>
@@ -824,7 +824,7 @@
         <w:t xml:space="preserve">预留的未知攻击</w:t>
       </w:r>
       <w:r>
-        <w:t xml:space="preserve">;评测时主要看四件事——第一,对已知攻击的检出率和误报率;第二,对预留的未知攻击,在没有人工补丁介入的情况下,防御覆盖随着迭代轮次怎么提升,这衡量的就是</w:t>
+        <w:t xml:space="preserve">;评测时主要看四件事——第一,对已知攻击的检出率和误报率;第二,对预留的未知攻击,在没有人工补丁介入的情况下,防御覆盖随迭代轮次如何提升,这衡量的就是</w:t>
       </w:r>
       <w:r>
         <w:t xml:space="preserve">“</w:t>
@@ -854,37 +854,25 @@
         <w:pStyle w:val="FirstParagraph"/>
       </w:pPr>
       <w:r>
-        <w:t xml:space="preserve">本文的工作重点,或者说预期贡献,可以归纳为三点。第一,是</w:t>
-      </w:r>
-      <w:r>
-        <w:rPr>
-          <w:b/>
-        </w:rPr>
-        <w:t xml:space="preserve">一套真正能跑起来的系统</w:t>
-      </w:r>
-      <w:r>
-        <w:t xml:space="preserve">,而不是停在设想——在 PacketScope/Guarder 上落地,让编码智能体自动维护一套内核 eBPF 防御,可以演示、可以复现。第二,是</w:t>
-      </w:r>
-      <w:r>
-        <w:rPr>
-          <w:b/>
-        </w:rPr>
-        <w:t xml:space="preserve">一条让智能体写内核代码的可靠流水线</w:t>
-      </w:r>
-      <w:r>
-        <w:t xml:space="preserve">:生成、编译、过 verifier、沙箱、加载、出错回滚,保证</w:t>
-      </w:r>
-      <w:r>
-        <w:t xml:space="preserve">“</w:t>
-      </w:r>
-      <w:r>
-        <w:t xml:space="preserve">AI 写的 eBPF</w:t>
-      </w:r>
-      <w:r>
-        <w:t xml:space="preserve">”</w:t>
-      </w:r>
-      <w:r>
-        <w:t xml:space="preserve">能用、而且不会把内核搞挂——这里 verifier、沙箱这些本来就是现成的基础设施,我的工作是把它们和智能体闭环组织起来。第三,是</w:t>
+        <w:t xml:space="preserve">本文的工作重点(预期贡献)可归纳为三点。第一,是</w:t>
+      </w:r>
+      <w:r>
+        <w:rPr>
+          <w:b/>
+        </w:rPr>
+        <w:t xml:space="preserve">一套可运行的系统原型</w:t>
+      </w:r>
+      <w:r>
+        <w:t xml:space="preserve">,而非停留于概念设想——在 PacketScope/Guarder 上落地,由编码智能体自动维护一套内核 eBPF 防御,可演示、可复现。第二,是</w:t>
+      </w:r>
+      <w:r>
+        <w:rPr>
+          <w:b/>
+        </w:rPr>
+        <w:t xml:space="preserve">一条让智能体编写内核代码的可靠流水线</w:t>
+      </w:r>
+      <w:r>
+        <w:t xml:space="preserve">:生成、编译、通过 verifier、沙箱、加载、异常回滚,保证智能体生成的 eBPF 可用,且不致引发内核崩溃——其中 verifier、沙箱等本即现成的基础设施,本文的工作是将其与智能体闭环加以组织。第三,是</w:t>
       </w:r>
       <w:r>
         <w:rPr>
@@ -893,7 +881,7 @@
         <w:t xml:space="preserve">一个面向真实协议攻击的防御评测靶场</w:t>
       </w:r>
       <w:r>
-        <w:t xml:space="preserve">:用 PMTUD、NAT、IPID 等真实攻击,给出检出率、误报、开销,并和人工规则、现有工具对比。</w:t>
+        <w:t xml:space="preserve">:以 PMTUD、NAT、IPID 等真实攻击,给出检测率、误报与开销,并与人工规则、现有工具对比。</w:t>
       </w:r>
     </w:p>
     <w:p>

--- a/speech/答辩文稿.docx
+++ b/speech/答辩文稿.docx
@@ -323,7 +323,7 @@
         <w:pStyle w:val="BodyText"/>
       </w:pPr>
       <w:r>
-        <w:t xml:space="preserve">要实现这个目标,主要有三项工程上的挑战。第一是</w:t>
+        <w:t xml:space="preserve">要实现这个目标,主要有三项关键挑战。第一是</w:t>
       </w:r>
       <w:r>
         <w:rPr>
@@ -526,7 +526,7 @@
         <w:pStyle w:val="BodyText"/>
       </w:pPr>
       <w:r>
-        <w:t xml:space="preserve">本文的研究内容分为三部分,均围绕系统实现展开。</w:t>
+        <w:t xml:space="preserve">本文的研究内容分为两部分。</w:t>
       </w:r>
       <w:r>
         <w:rPr>
@@ -535,19 +535,19 @@
         <w:t xml:space="preserve">第一部分</w:t>
       </w:r>
       <w:r>
-        <w:t xml:space="preserve">是系统构建:在课题组开源的 PacketScope/Guarder 基础上,构建一套使智能体能够完成</w:t>
-      </w:r>
-      <w:r>
-        <w:t xml:space="preserve">“</w:t>
-      </w:r>
-      <w:r>
-        <w:t xml:space="preserve">生成 eBPF、编译、通过 verifier、沙箱测试、加载、读取运行时遥测</w:t>
-      </w:r>
-      <w:r>
-        <w:t xml:space="preserve">”</w:t>
-      </w:r>
-      <w:r>
-        <w:t xml:space="preserve">的工具链与自动化闭环,也就是为智能体设计一套专用 harness。</w:t>
+        <w:t xml:space="preserve">是构建一套完整的专用 harness:将</w:t>
+      </w:r>
+      <w:r>
+        <w:t xml:space="preserve">“</w:t>
+      </w:r>
+      <w:r>
+        <w:t xml:space="preserve">由编码智能体生成 eBPF 防御并保证其可用、安全</w:t>
+      </w:r>
+      <w:r>
+        <w:t xml:space="preserve">”</w:t>
+      </w:r>
+      <w:r>
+        <w:t xml:space="preserve">的全过程,封装为一套领域专用 harness——涵盖防御程序的生成、编译、内核 verifier 校验、沙箱测试、加载与运行时反馈,并解决生成质量(可编译、通过 verifier、不误伤正常流量)与运行安全(异常时自动回滚)。</w:t>
       </w:r>
       <w:r>
         <w:rPr>
@@ -556,27 +556,6 @@
         <w:t xml:space="preserve">第二部分</w:t>
       </w:r>
       <w:r>
-        <w:t xml:space="preserve">是让智能体生成</w:t>
-      </w:r>
-      <w:r>
-        <w:t xml:space="preserve">“</w:t>
-      </w:r>
-      <w:r>
-        <w:t xml:space="preserve">可用且安全</w:t>
-      </w:r>
-      <w:r>
-        <w:t xml:space="preserve">”</w:t>
-      </w:r>
-      <w:r>
-        <w:t xml:space="preserve">的 eBPF:解决生成质量(可编译、通过 verifier、不误伤正常流量)与运行安全(异常时自动回滚),这是系统得以运行的关键。</w:t>
-      </w:r>
-      <w:r>
-        <w:rPr>
-          <w:b/>
-        </w:rPr>
-        <w:t xml:space="preserve">第三部分</w:t>
-      </w:r>
-      <w:r>
         <w:t xml:space="preserve">是面向真实协议攻击的防御与评测:以 PMTUD、NAT、IPID 等真实攻击构建攻防靶场,由系统自动生成防御,进而度量检测率、误报率与性能开销,并与人工规则及现有工具对比。</w:t>
       </w:r>
     </w:p>
@@ -695,19 +674,7 @@
         <w:t xml:space="preserve">档案更新</w:t>
       </w:r>
       <w:r>
-        <w:t xml:space="preserve">:用</w:t>
-      </w:r>
-      <w:r>
-        <w:t xml:space="preserve">“</w:t>
-      </w:r>
-      <w:r>
-        <w:t xml:space="preserve">质量乘以新颖性</w:t>
-      </w:r>
-      <w:r>
-        <w:t xml:space="preserve">”</w:t>
-      </w:r>
-      <w:r>
-        <w:t xml:space="preserve">,维护一个多样化的防御档案。之后,运行时的反馈再回灌到第一步,如此持续演化。每一轮迭代,都把新发现的攻击面,转化成一段经过 verifier 背书的 eBPF 防御,沉淀进库。</w:t>
+        <w:t xml:space="preserve">:维护一个多样化的防御库。之后,运行时的反馈再回灌到第一步,如此持续演化。每一轮迭代,都把新发现的攻击面,转化成一段经过 verifier 背书的 eBPF 防御,沉淀进库。</w:t>
       </w:r>
     </w:p>
     <w:p>
@@ -843,9 +810,9 @@
       <w:pPr>
         <w:pStyle w:val="Heading2"/>
       </w:pPr>
-      <w:bookmarkStart w:id="27" w:name="六创新点第-2425-页约-1-分钟"/>
-      <w:r>
-        <w:t xml:space="preserve">六、创新点（第 24–25 页，约 1 分钟）</w:t>
+      <w:bookmarkStart w:id="27" w:name="六工作计划与预期成果约-1-分钟"/>
+      <w:r>
+        <w:t xml:space="preserve">六、工作计划与预期成果（约 1 分钟）</w:t>
       </w:r>
       <w:bookmarkEnd w:id="27"/>
     </w:p>
@@ -854,71 +821,26 @@
         <w:pStyle w:val="FirstParagraph"/>
       </w:pPr>
       <w:r>
-        <w:t xml:space="preserve">本文的工作重点(预期贡献)可归纳为三点。第一,是</w:t>
-      </w:r>
-      <w:r>
-        <w:rPr>
-          <w:b/>
-        </w:rPr>
-        <w:t xml:space="preserve">一套可运行的系统原型</w:t>
-      </w:r>
-      <w:r>
-        <w:t xml:space="preserve">,而非停留于概念设想——在 PacketScope/Guarder 上落地,由编码智能体自动维护一套内核 eBPF 防御,可演示、可复现。第二,是</w:t>
-      </w:r>
-      <w:r>
-        <w:rPr>
-          <w:b/>
-        </w:rPr>
-        <w:t xml:space="preserve">一条让智能体编写内核代码的可靠流水线</w:t>
-      </w:r>
-      <w:r>
-        <w:t xml:space="preserve">:生成、编译、通过 verifier、沙箱、加载、异常回滚,保证智能体生成的 eBPF 可用,且不致引发内核崩溃——其中 verifier、沙箱等本即现成的基础设施,本文的工作是将其与智能体闭环加以组织。第三,是</w:t>
-      </w:r>
-      <w:r>
-        <w:rPr>
-          <w:b/>
-        </w:rPr>
-        <w:t xml:space="preserve">一个面向真实协议攻击的防御评测靶场</w:t>
-      </w:r>
-      <w:r>
-        <w:t xml:space="preserve">:以 PMTUD、NAT、IPID 等真实攻击,给出检测率、误报与开销,并与人工规则、现有工具对比。</w:t>
+        <w:t xml:space="preserve">工作计划上:我计划今年下半年,完成范式的形式化与系统框架原型;年底前,完成闭环原型和初步实验;明年上半年,完成评测与对比实验,并通过中期检查;随后撰写论文、投稿,完成预答辩与送审;到明年六月答辩。</w:t>
+      </w:r>
+    </w:p>
+    <w:p>
+      <w:pPr>
+        <w:pStyle w:val="BodyText"/>
+      </w:pPr>
+      <w:r>
+        <w:t xml:space="preserve">预期成果包括:一篇硕士学位论文;开源自进化 eBPF 防御系统、专用 harness,以及配套的攻防评测基准;此外,如果在研究中发现并自动缓解了新的协议攻击,我会向 IETF、Linux 社区做负责任披露。</w:t>
       </w:r>
     </w:p>
     <w:p>
       <w:pPr>
         <w:pStyle w:val="Heading2"/>
       </w:pPr>
-      <w:bookmarkStart w:id="28" w:name="七工作计划与预期成果第-2629-页约-1-分钟"/>
-      <w:r>
-        <w:t xml:space="preserve">七、工作计划与预期成果（第 26–29 页，约 1 分钟）</w:t>
+      <w:bookmarkStart w:id="28" w:name="结束语致谢页约-0.5-分钟"/>
+      <w:r>
+        <w:t xml:space="preserve">结束语（致谢页，约 0.5 分钟）</w:t>
       </w:r>
       <w:bookmarkEnd w:id="28"/>
-    </w:p>
-    <w:p>
-      <w:pPr>
-        <w:pStyle w:val="FirstParagraph"/>
-      </w:pPr>
-      <w:r>
-        <w:t xml:space="preserve">工作计划上:我计划今年下半年,完成范式的形式化与系统框架原型;年底前,完成闭环原型和初步实验;明年上半年,完成评测与对比实验,并通过中期检查;随后撰写论文、投稿,完成预答辩与送审;到明年六月答辩。</w:t>
-      </w:r>
-    </w:p>
-    <w:p>
-      <w:pPr>
-        <w:pStyle w:val="BodyText"/>
-      </w:pPr>
-      <w:r>
-        <w:t xml:space="preserve">预期成果包括:一篇硕士学位论文;开源自进化 eBPF 防御系统、专用 harness,以及配套的攻防评测基准;此外,如果在研究中发现并自动缓解了新的协议攻击,我会向 IETF、Linux 社区做负责任披露。</w:t>
-      </w:r>
-    </w:p>
-    <w:p>
-      <w:pPr>
-        <w:pStyle w:val="Heading2"/>
-      </w:pPr>
-      <w:bookmarkStart w:id="29" w:name="结束语致谢页约-0.5-分钟"/>
-      <w:r>
-        <w:t xml:space="preserve">结束语（致谢页，约 0.5 分钟）</w:t>
-      </w:r>
-      <w:bookmarkEnd w:id="29"/>
     </w:p>
     <w:p>
       <w:pPr>
@@ -951,11 +873,11 @@
       <w:pPr>
         <w:pStyle w:val="Heading2"/>
       </w:pPr>
-      <w:bookmarkStart w:id="30" w:name="附答辩提问预案备用不在正式讲述中"/>
+      <w:bookmarkStart w:id="29" w:name="附答辩提问预案备用不在正式讲述中"/>
       <w:r>
         <w:t xml:space="preserve">附:答辩提问预案（备用，不在正式讲述中）</w:t>
       </w:r>
-      <w:bookmarkEnd w:id="30"/>
+      <w:bookmarkEnd w:id="29"/>
     </w:p>
     <w:p>
       <w:pPr>
